--- a/HEMA Phase Wise Templets-/Project Design Phase/Problem - Solution Fit Template/Problem - Solution Fit Template v1.docx
+++ b/HEMA Phase Wise Templets-/Project Design Phase/Problem - Solution Fit Template/Problem - Solution Fit Template v1.docx
@@ -132,7 +132,21 @@
           <w:tcPr>
             <w:tcW w:w="4508" w:type="dxa"/>
           </w:tcPr>
-          <w:p/>
+          <w:p>
+            <w:pPr>
+              <w:rPr>
+                <w:b/>
+                <w:bCs/>
+              </w:rPr>
+            </w:pPr>
+            <w:r>
+              <w:rPr>
+                <w:b/>
+                <w:bCs/>
+              </w:rPr>
+              <w:t xml:space="preserve">Nutriton Assistant </w:t>
+            </w:r>
+          </w:p>
         </w:tc>
       </w:tr>
       <w:tr>
@@ -180,7 +194,7 @@
     </w:p>
     <w:p>
       <w:r>
-        <w:t>The Problem-Solution Fit simply means that you have found a problem with your customer and that the solution you have realized for it actually solves the customer’s problem. It helps entrepreneurs, marketers and corporate innovators identify behavioral patterns and recognize what would work and why</w:t>
+        <w:t>The Problem–Solution Fit Template helps identify the key challenges faced by users and validates whether the proposed solution effectively addresses those challenges. It enables the development team to understand user needs, evaluate possible solutions, and ensure that the Nutrition Assistant application delivers meaningful value through personalized nutrition guidance, meal planning, calorie tracking, and health monitoring.</w:t>
       </w:r>
     </w:p>
     <w:p>
@@ -198,73 +212,111 @@
     </w:p>
     <w:p>
       <w:pPr>
+        <w:pStyle w:val="ListParagraph"/>
         <w:numPr>
           <w:ilvl w:val="0"/>
-          <w:numId w:val="2"/>
+          <w:numId w:val="3"/>
         </w:numPr>
-        <w:spacing w:after="0" w:line="240" w:lineRule="auto"/>
+        <w:rPr>
+          <w:lang w:val="en-IN"/>
+        </w:rPr>
       </w:pPr>
       <w:r>
-        <w:t>Solve complex problems in a way that fits the state of your customers.</w:t>
+        <w:rPr>
+          <w:lang w:val="en-IN"/>
+        </w:rPr>
+        <w:t xml:space="preserve">Provide personalized nutrition recommendations based on user health goals. </w:t>
       </w:r>
     </w:p>
     <w:p>
       <w:pPr>
+        <w:pStyle w:val="ListParagraph"/>
         <w:numPr>
           <w:ilvl w:val="0"/>
-          <w:numId w:val="2"/>
+          <w:numId w:val="3"/>
         </w:numPr>
-        <w:spacing w:after="0" w:line="240" w:lineRule="auto"/>
+        <w:rPr>
+          <w:lang w:val="en-IN"/>
+        </w:rPr>
       </w:pPr>
       <w:r>
-        <w:t>Succeed faster and increase your solution adoption by tapping into existing mediums and channels of behavior.</w:t>
+        <w:rPr>
+          <w:lang w:val="en-IN"/>
+        </w:rPr>
+        <w:t xml:space="preserve">Help users track daily calorie intake and nutritional values easily. </w:t>
       </w:r>
     </w:p>
     <w:p>
       <w:pPr>
+        <w:pStyle w:val="ListParagraph"/>
         <w:numPr>
           <w:ilvl w:val="0"/>
-          <w:numId w:val="2"/>
+          <w:numId w:val="3"/>
         </w:numPr>
-        <w:spacing w:after="0" w:line="240" w:lineRule="auto"/>
+        <w:rPr>
+          <w:lang w:val="en-IN"/>
+        </w:rPr>
       </w:pPr>
       <w:r>
-        <w:t>Sharpen your communication and marketing strategy with the right triggers and messaging.</w:t>
+        <w:rPr>
+          <w:lang w:val="en-IN"/>
+        </w:rPr>
+        <w:t xml:space="preserve">Simplify meal planning with healthy food suggestions. </w:t>
       </w:r>
     </w:p>
     <w:p>
       <w:pPr>
+        <w:pStyle w:val="ListParagraph"/>
         <w:numPr>
           <w:ilvl w:val="0"/>
-          <w:numId w:val="2"/>
+          <w:numId w:val="3"/>
         </w:numPr>
-        <w:spacing w:after="0" w:line="240" w:lineRule="auto"/>
+        <w:rPr>
+          <w:lang w:val="en-IN"/>
+        </w:rPr>
       </w:pPr>
       <w:r>
-        <w:t>Increase touch-points with your company by finding the right problem-behavior fit and building trust by solving frequent annoyances, or urgent or costly problems.</w:t>
+        <w:rPr>
+          <w:lang w:val="en-IN"/>
+        </w:rPr>
+        <w:t xml:space="preserve">Improve awareness of healthy eating habits and lifestyle choices. </w:t>
       </w:r>
     </w:p>
     <w:p>
       <w:pPr>
+        <w:pStyle w:val="ListParagraph"/>
         <w:numPr>
           <w:ilvl w:val="0"/>
-          <w:numId w:val="2"/>
+          <w:numId w:val="3"/>
         </w:numPr>
-        <w:spacing w:after="0" w:line="240" w:lineRule="auto"/>
+        <w:rPr>
+          <w:lang w:val="en-IN"/>
+        </w:rPr>
       </w:pPr>
       <w:r>
         <w:rPr>
-          <w:b/>
-        </w:rPr>
-        <w:t>Understand the existing situation in order to improve it for your target group.</w:t>
+          <w:lang w:val="en-IN"/>
+        </w:rPr>
+        <w:t xml:space="preserve">Enable users to monitor their health progress through reports and analytics. </w:t>
       </w:r>
     </w:p>
     <w:p>
       <w:pPr>
-        <w:rPr>
-          <w:b/>
-        </w:rPr>
-      </w:pPr>
+        <w:pStyle w:val="ListParagraph"/>
+        <w:numPr>
+          <w:ilvl w:val="0"/>
+          <w:numId w:val="3"/>
+        </w:numPr>
+        <w:rPr>
+          <w:lang w:val="en-IN"/>
+        </w:rPr>
+      </w:pPr>
+      <w:r>
+        <w:rPr>
+          <w:lang w:val="en-IN"/>
+        </w:rPr>
+        <w:t>Understand users' challenges and deliver an effective nutrition management solution</w:t>
+      </w:r>
     </w:p>
     <w:p>
       <w:pPr>
@@ -272,6 +324,12 @@
           <w:b/>
         </w:rPr>
       </w:pPr>
+      <w:r>
+        <w:rPr>
+          <w:lang w:val="en-IN"/>
+        </w:rPr>
+        <w:t>.</w:t>
+      </w:r>
       <w:r>
         <w:rPr>
           <w:b/>
@@ -282,36 +340,34 @@
     <w:p>
       <w:pPr>
         <w:rPr>
-          <w:b/>
+          <w:noProof/>
+          <w:lang w:val="en-IN"/>
         </w:rPr>
       </w:pPr>
       <w:r>
         <w:rPr>
           <w:noProof/>
+          <w:lang w:val="en-IN"/>
         </w:rPr>
         <w:drawing>
-          <wp:anchor distT="0" distB="0" distL="114300" distR="114300" simplePos="0" relativeHeight="251658240" behindDoc="1" locked="0" layoutInCell="1" allowOverlap="1" wp14:anchorId="554CABB7" wp14:editId="1208C235">
-            <wp:simplePos x="0" y="0"/>
-            <wp:positionH relativeFrom="margin">
-              <wp:align>left</wp:align>
-            </wp:positionH>
-            <wp:positionV relativeFrom="paragraph">
-              <wp:posOffset>527162</wp:posOffset>
-            </wp:positionV>
-            <wp:extent cx="5492750" cy="3441700"/>
-            <wp:effectExtent l="0" t="0" r="0" b="6350"/>
-            <wp:wrapSquare wrapText="bothSides"/>
-            <wp:docPr id="2" name="image1.png" descr="Calendar&#10;&#10;Description automatically generated"/>
-            <wp:cNvGraphicFramePr/>
+          <wp:inline distT="0" distB="0" distL="0" distR="0" wp14:anchorId="28F04873" wp14:editId="1FD72855">
+            <wp:extent cx="5731510" cy="3822065"/>
+            <wp:effectExtent l="0" t="0" r="2540" b="6985"/>
+            <wp:docPr id="849850689" name="Picture 3"/>
+            <wp:cNvGraphicFramePr>
+              <a:graphicFrameLocks xmlns:a="http://schemas.openxmlformats.org/drawingml/2006/main" noChangeAspect="1"/>
+            </wp:cNvGraphicFramePr>
             <a:graphic xmlns:a="http://schemas.openxmlformats.org/drawingml/2006/main">
               <a:graphicData uri="http://schemas.openxmlformats.org/drawingml/2006/picture">
                 <pic:pic xmlns:pic="http://schemas.openxmlformats.org/drawingml/2006/picture">
                   <pic:nvPicPr>
-                    <pic:cNvPr id="0" name="image1.png" descr="Calendar&#10;&#10;Description automatically generated"/>
-                    <pic:cNvPicPr preferRelativeResize="0"/>
+                    <pic:cNvPr id="0" name="Picture 6"/>
+                    <pic:cNvPicPr>
+                      <a:picLocks noChangeAspect="1" noChangeArrowheads="1"/>
+                    </pic:cNvPicPr>
                   </pic:nvPicPr>
                   <pic:blipFill>
-                    <a:blip r:embed="rId6">
+                    <a:blip r:embed="rId6" cstate="print">
                       <a:extLst>
                         <a:ext uri="{28A0092B-C50C-407E-A947-70E740481C1C}">
                           <a14:useLocalDpi xmlns:a14="http://schemas.microsoft.com/office/drawing/2010/main" val="0"/>
@@ -323,22 +379,32 @@
                       <a:fillRect/>
                     </a:stretch>
                   </pic:blipFill>
-                  <pic:spPr>
+                  <pic:spPr bwMode="auto">
                     <a:xfrm>
                       <a:off x="0" y="0"/>
-                      <a:ext cx="5492750" cy="3441700"/>
+                      <a:ext cx="5731510" cy="3822065"/>
                     </a:xfrm>
                     <a:prstGeom prst="rect">
                       <a:avLst/>
                     </a:prstGeom>
-                    <a:ln/>
+                    <a:noFill/>
+                    <a:ln>
+                      <a:noFill/>
+                    </a:ln>
                   </pic:spPr>
                 </pic:pic>
               </a:graphicData>
             </a:graphic>
-          </wp:anchor>
+          </wp:inline>
         </w:drawing>
       </w:r>
+    </w:p>
+    <w:p>
+      <w:pPr>
+        <w:rPr>
+          <w:b/>
+        </w:rPr>
+      </w:pPr>
       <w:r>
         <w:rPr>
           <w:noProof/>
@@ -346,7 +412,7 @@
         <mc:AlternateContent>
           <mc:Choice Requires="wps">
             <w:drawing>
-              <wp:inline distT="0" distB="0" distL="0" distR="0" wp14:anchorId="3BC070AA" wp14:editId="2FA82DBF">
+              <wp:inline distT="0" distB="0" distL="0" distR="0" wp14:anchorId="3BC070AA" wp14:editId="13A79A4D">
                 <wp:extent cx="309245" cy="309245"/>
                 <wp:effectExtent l="0" t="0" r="0" b="0"/>
                 <wp:docPr id="1878916467" name="Rectangle 1" descr="Business solution canvas for nutrition assistant"/>
@@ -402,7 +468,7 @@
           </mc:Choice>
           <mc:Fallback>
             <w:pict>
-              <v:rect w14:anchorId="0CEC98B7" id="Rectangle 1" o:spid="_x0000_s1026" alt="Business solution canvas for nutrition assistant" style="width:24.35pt;height:24.35pt;visibility:visible;mso-wrap-style:square;mso-left-percent:-10001;mso-top-percent:-10001;mso-position-horizontal:absolute;mso-position-horizontal-relative:char;mso-position-vertical:absolute;mso-position-vertical-relative:line;mso-left-percent:-10001;mso-top-percent:-10001;v-text-anchor:top" o:gfxdata="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" filled="f" stroked="f">
+              <v:rect w14:anchorId="2DA2E8EE" id="Rectangle 1" o:spid="_x0000_s1026" alt="Business solution canvas for nutrition assistant" style="width:24.35pt;height:24.35pt;visibility:visible;mso-wrap-style:square;mso-left-percent:-10001;mso-top-percent:-10001;mso-position-horizontal:absolute;mso-position-horizontal-relative:char;mso-position-vertical:absolute;mso-position-vertical-relative:line;mso-left-percent:-10001;mso-top-percent:-10001;v-text-anchor:top" o:gfxdata="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" filled="f" stroked="f">
                 <o:lock v:ext="edit" aspectratio="t"/>
                 <w10:anchorlock/>
               </v:rect>
@@ -414,7 +480,6 @@
     <w:p/>
     <w:p>
       <w:r>
-        <w:lastRenderedPageBreak/>
         <w:t>References:</w:t>
       </w:r>
     </w:p>
@@ -486,6 +551,119 @@
 <file path=word/numbering.xml><?xml version="1.0" encoding="utf-8"?>
 <w:numbering xmlns:wpc="http://schemas.microsoft.com/office/word/2010/wordprocessingCanvas" xmlns:cx="http://schemas.microsoft.com/office/drawing/2014/chartex" xmlns:cx1="http://schemas.microsoft.com/office/drawing/2015/9/8/chartex" xmlns:cx2="http://schemas.microsoft.com/office/drawing/2015/10/21/chartex" xmlns:cx3="http://schemas.microsoft.com/office/drawing/2016/5/9/chartex" xmlns:cx4="http://schemas.microsoft.com/office/drawing/2016/5/10/chartex" xmlns:cx5="http://schemas.microsoft.com/office/drawing/2016/5/11/chartex" xmlns:cx6="http://schemas.microsoft.com/office/drawing/2016/5/12/chartex" xmlns:cx7="http://schemas.microsoft.com/office/drawing/2016/5/13/chartex" xmlns:cx8="http://schemas.microsoft.com/office/drawing/2016/5/14/chartex" xmlns:mc="http://schemas.openxmlformats.org/markup-compatibility/2006" xmlns:aink="http://schemas.microsoft.com/office/drawing/2016/ink" xmlns:am3d="http://schemas.microsoft.com/office/drawing/2017/model3d" xmlns:o="urn:schemas-microsoft-com:office:office" xmlns:oel="http://schemas.microsoft.com/office/2019/extlst" xmlns:r="http://schemas.openxmlformats.org/officeDocument/2006/relationships" xmlns:m="http://schemas.openxmlformats.org/officeDocument/2006/math" xmlns:v="urn:schemas-microsoft-com:vml" xmlns:wp14="http://schemas.microsoft.com/office/word/2010/wordprocessingDrawing" xmlns:wp="http://schemas.openxmlformats.org/drawingml/2006/wordprocessingDrawing" xmlns:w10="urn:schemas-microsoft-com:office:word" xmlns:w="http://schemas.openxmlformats.org/wordprocessingml/2006/main" xmlns:w14="http://schemas.microsoft.com/office/word/2010/wordml" xmlns:w15="http://schemas.microsoft.com/office/word/2012/wordml" xmlns:w16cex="http://schemas.microsoft.com/office/word/2018/wordml/cex" xmlns:w16cid="http://schemas.microsoft.com/office/word/2016/wordml/cid" xmlns:w16="http://schemas.microsoft.com/office/word/2018/wordml" xmlns:w16du="http://schemas.microsoft.com/office/word/2023/wordml/word16du" xmlns:w16sdtdh="http://schemas.microsoft.com/office/word/2020/wordml/sdtdatahash" xmlns:w16sdtfl="http://schemas.microsoft.com/office/word/2024/wordml/sdtformatlock" xmlns:w16se="http://schemas.microsoft.com/office/word/2015/wordml/symex" xmlns:wpg="http://schemas.microsoft.com/office/word/2010/wordprocessingGroup" xmlns:wpi="http://schemas.microsoft.com/office/word/2010/wordprocessingInk" xmlns:wne="http://schemas.microsoft.com/office/word/2006/wordml" xmlns:wps="http://schemas.microsoft.com/office/word/2010/wordprocessingShape" mc:Ignorable="w14 w15 w16se w16cid w16 w16cex w16sdtdh w16sdtfl w16du wp14">
   <w:abstractNum w:abstractNumId="0" w15:restartNumberingAfterBreak="0">
+    <w:nsid w:val="04427A02"/>
+    <w:multiLevelType w:val="hybridMultilevel"/>
+    <w:tmpl w:val="E116A274"/>
+    <w:lvl w:ilvl="0" w:tplc="40090001">
+      <w:start w:val="1"/>
+      <w:numFmt w:val="bullet"/>
+      <w:lvlText w:val=""/>
+      <w:lvlJc w:val="left"/>
+      <w:pPr>
+        <w:ind w:left="720" w:hanging="360"/>
+      </w:pPr>
+      <w:rPr>
+        <w:rFonts w:ascii="Symbol" w:hAnsi="Symbol" w:hint="default"/>
+      </w:rPr>
+    </w:lvl>
+    <w:lvl w:ilvl="1" w:tplc="40090003" w:tentative="1">
+      <w:start w:val="1"/>
+      <w:numFmt w:val="bullet"/>
+      <w:lvlText w:val="o"/>
+      <w:lvlJc w:val="left"/>
+      <w:pPr>
+        <w:ind w:left="1440" w:hanging="360"/>
+      </w:pPr>
+      <w:rPr>
+        <w:rFonts w:ascii="Courier New" w:hAnsi="Courier New" w:cs="Courier New" w:hint="default"/>
+      </w:rPr>
+    </w:lvl>
+    <w:lvl w:ilvl="2" w:tplc="40090005" w:tentative="1">
+      <w:start w:val="1"/>
+      <w:numFmt w:val="bullet"/>
+      <w:lvlText w:val=""/>
+      <w:lvlJc w:val="left"/>
+      <w:pPr>
+        <w:ind w:left="2160" w:hanging="360"/>
+      </w:pPr>
+      <w:rPr>
+        <w:rFonts w:ascii="Wingdings" w:hAnsi="Wingdings" w:hint="default"/>
+      </w:rPr>
+    </w:lvl>
+    <w:lvl w:ilvl="3" w:tplc="40090001" w:tentative="1">
+      <w:start w:val="1"/>
+      <w:numFmt w:val="bullet"/>
+      <w:lvlText w:val=""/>
+      <w:lvlJc w:val="left"/>
+      <w:pPr>
+        <w:ind w:left="2880" w:hanging="360"/>
+      </w:pPr>
+      <w:rPr>
+        <w:rFonts w:ascii="Symbol" w:hAnsi="Symbol" w:hint="default"/>
+      </w:rPr>
+    </w:lvl>
+    <w:lvl w:ilvl="4" w:tplc="40090003" w:tentative="1">
+      <w:start w:val="1"/>
+      <w:numFmt w:val="bullet"/>
+      <w:lvlText w:val="o"/>
+      <w:lvlJc w:val="left"/>
+      <w:pPr>
+        <w:ind w:left="3600" w:hanging="360"/>
+      </w:pPr>
+      <w:rPr>
+        <w:rFonts w:ascii="Courier New" w:hAnsi="Courier New" w:cs="Courier New" w:hint="default"/>
+      </w:rPr>
+    </w:lvl>
+    <w:lvl w:ilvl="5" w:tplc="40090005" w:tentative="1">
+      <w:start w:val="1"/>
+      <w:numFmt w:val="bullet"/>
+      <w:lvlText w:val=""/>
+      <w:lvlJc w:val="left"/>
+      <w:pPr>
+        <w:ind w:left="4320" w:hanging="360"/>
+      </w:pPr>
+      <w:rPr>
+        <w:rFonts w:ascii="Wingdings" w:hAnsi="Wingdings" w:hint="default"/>
+      </w:rPr>
+    </w:lvl>
+    <w:lvl w:ilvl="6" w:tplc="40090001" w:tentative="1">
+      <w:start w:val="1"/>
+      <w:numFmt w:val="bullet"/>
+      <w:lvlText w:val=""/>
+      <w:lvlJc w:val="left"/>
+      <w:pPr>
+        <w:ind w:left="5040" w:hanging="360"/>
+      </w:pPr>
+      <w:rPr>
+        <w:rFonts w:ascii="Symbol" w:hAnsi="Symbol" w:hint="default"/>
+      </w:rPr>
+    </w:lvl>
+    <w:lvl w:ilvl="7" w:tplc="40090003" w:tentative="1">
+      <w:start w:val="1"/>
+      <w:numFmt w:val="bullet"/>
+      <w:lvlText w:val="o"/>
+      <w:lvlJc w:val="left"/>
+      <w:pPr>
+        <w:ind w:left="5760" w:hanging="360"/>
+      </w:pPr>
+      <w:rPr>
+        <w:rFonts w:ascii="Courier New" w:hAnsi="Courier New" w:cs="Courier New" w:hint="default"/>
+      </w:rPr>
+    </w:lvl>
+    <w:lvl w:ilvl="8" w:tplc="40090005" w:tentative="1">
+      <w:start w:val="1"/>
+      <w:numFmt w:val="bullet"/>
+      <w:lvlText w:val=""/>
+      <w:lvlJc w:val="left"/>
+      <w:pPr>
+        <w:ind w:left="6480" w:hanging="360"/>
+      </w:pPr>
+      <w:rPr>
+        <w:rFonts w:ascii="Wingdings" w:hAnsi="Wingdings" w:hint="default"/>
+      </w:rPr>
+    </w:lvl>
+  </w:abstractNum>
+  <w:abstractNum w:abstractNumId="1" w15:restartNumberingAfterBreak="0">
     <w:nsid w:val="0E0B6B56"/>
     <w:multiLevelType w:val="multilevel"/>
     <w:tmpl w:val="1898FC88"/>
@@ -598,7 +776,7 @@
       </w:rPr>
     </w:lvl>
   </w:abstractNum>
-  <w:abstractNum w:abstractNumId="1" w15:restartNumberingAfterBreak="0">
+  <w:abstractNum w:abstractNumId="2" w15:restartNumberingAfterBreak="0">
     <w:nsid w:val="675D24DA"/>
     <w:multiLevelType w:val="multilevel"/>
     <w:tmpl w:val="E14CE016"/>
@@ -685,9 +863,12 @@
     </w:lvl>
   </w:abstractNum>
   <w:num w:numId="1" w16cid:durableId="539898047">
+    <w:abstractNumId w:val="2"/>
+  </w:num>
+  <w:num w:numId="2" w16cid:durableId="1399742601">
     <w:abstractNumId w:val="1"/>
   </w:num>
-  <w:num w:numId="2" w16cid:durableId="1399742601">
+  <w:num w:numId="3" w16cid:durableId="1089351806">
     <w:abstractNumId w:val="0"/>
   </w:num>
 </w:numbering>
@@ -1211,7 +1392,6 @@
   <w:style w:type="character" w:default="1" w:styleId="DefaultParagraphFont">
     <w:name w:val="Default Paragraph Font"/>
     <w:uiPriority w:val="1"/>
-    <w:semiHidden/>
     <w:unhideWhenUsed/>
   </w:style>
   <w:style w:type="table" w:default="1" w:styleId="TableNormal">
